--- a/Credits-how-they-work.docx
+++ b/Credits-how-they-work.docx
@@ -59,7 +59,7 @@
           <w:sz w:val="17"/>
           <w:szCs w:val="17"/>
         </w:rPr>
-        <w:t xml:space="preserve">Last updated 10 September 2026</w:t>
+        <w:t xml:space="preserve">Last updated 11 September 2026</w:t>
       </w:r>
     </w:p>
     <w:tbl>
@@ -114,7 +114,7 @@
                 <w:sz w:val="21"/>
                 <w:szCs w:val="21"/>
               </w:rPr>
-              <w:t xml:space="preserve">Credits are how the portal shares out leads. You spend them to see someone's contact details and to claim a company, and you </w:t>
+              <w:t xml:space="preserve">Credits are how the portal shares out leads. You spend them to see someone's contact details and to claim a company — and a claim comes with three free unlocks you place yourself. You </w:t>
             </w:r>
             <w:r>
               <w:rPr>
@@ -1278,15 +1278,15 @@
           <w:sz w:val="21"/>
           <w:szCs w:val="21"/>
         </w:rPr>
-        <w:t xml:space="preserve">The three most senior people at that company, unlocked free. </w:t>
-      </w:r>
-      <w:r>
-        <w:rPr>
-          <w:color w:val="14181C"/>
-          <w:sz w:val="21"/>
-          <w:szCs w:val="21"/>
-        </w:rPr>
-        <w:t xml:space="preserve">Their details open immediately, whatever they'd normally cost. Anyone beyond those three is at the usual price.</w:t>
+        <w:t xml:space="preserve">Three free contact unlocks, to spend on whoever you choose. </w:t>
+      </w:r>
+      <w:r>
+        <w:rPr>
+          <w:color w:val="14181C"/>
+          <w:sz w:val="21"/>
+          <w:szCs w:val="21"/>
+        </w:rPr>
+        <w:t xml:space="preserve">Not three people picked for you — an allowance of three, banked against the claim. Open whoever looks worth reaching, whenever you like, for as long as you hold the company. Anyone beyond those three is at the usual price.</w:t>
       </w:r>
     </w:p>
     <w:p>
@@ -1398,6 +1398,221 @@
                 <w:szCs w:val="21"/>
               </w:rPr>
               <w:t xml:space="preserve"> — across both tabs. That's the cap. To take a ninth, close or release one first. It's there so nobody sits on half the database.</w:t>
+            </w:r>
+          </w:p>
+        </w:tc>
+      </w:tr>
+    </w:tbl>
+    <w:p>
+      <w:pPr>
+        <w:pStyle w:val="Heading2"/>
+        <w:keepNext/>
+        <w:keepLines/>
+        <w:spacing w:after="120" w:before="280"/>
+      </w:pPr>
+      <w:r>
+        <w:rPr>
+          <w:b/>
+          <w:bCs/>
+          <w:color w:val="14181C"/>
+          <w:sz w:val="24"/>
+          <w:szCs w:val="24"/>
+        </w:rPr>
+        <w:t xml:space="preserve">Choosing your three</w:t>
+      </w:r>
+    </w:p>
+    <w:p>
+      <w:pPr>
+        <w:spacing w:after="140" w:before="0" w:line="276"/>
+      </w:pPr>
+      <w:r>
+        <w:rPr>
+          <w:color w:val="14181C"/>
+          <w:sz w:val="21"/>
+          <w:szCs w:val="21"/>
+        </w:rPr>
+        <w:t xml:space="preserve">The three are yours to place. That is the point — a contact you chose is a contact you can answer for.</w:t>
+      </w:r>
+    </w:p>
+    <w:p>
+      <w:pPr>
+        <w:pStyle w:val="ListParagraph"/>
+        <w:numPr>
+          <w:ilvl w:val="0"/>
+          <w:numId w:val="2"/>
+        </w:numPr>
+        <w:spacing w:after="90" w:line="276"/>
+      </w:pPr>
+      <w:r>
+        <w:rPr>
+          <w:color w:val="14181C"/>
+          <w:sz w:val="21"/>
+          <w:szCs w:val="21"/>
+        </w:rPr>
+        <w:t xml:space="preserve">Each person at the company has two buttons: </w:t>
+      </w:r>
+      <w:r>
+        <w:rPr>
+          <w:b/>
+          <w:bCs/>
+          <w:color w:val="14181C"/>
+          <w:sz w:val="21"/>
+          <w:szCs w:val="21"/>
+        </w:rPr>
+        <w:t xml:space="preserve">Free pick</w:t>
+      </w:r>
+      <w:r>
+        <w:rPr>
+          <w:color w:val="14181C"/>
+          <w:sz w:val="21"/>
+          <w:szCs w:val="21"/>
+        </w:rPr>
+        <w:t xml:space="preserve"> and a quieter </w:t>
+      </w:r>
+      <w:r>
+        <w:rPr>
+          <w:i/>
+          <w:iCs/>
+          <w:color w:val="14181C"/>
+          <w:sz w:val="21"/>
+          <w:szCs w:val="21"/>
+        </w:rPr>
+        <w:t xml:space="preserve">pay 51</w:t>
+      </w:r>
+      <w:r>
+        <w:rPr>
+          <w:color w:val="14181C"/>
+          <w:sz w:val="21"/>
+          <w:szCs w:val="21"/>
+        </w:rPr>
+        <w:t xml:space="preserve">. You have to press the free one deliberately, and confirm who it's going on.</w:t>
+      </w:r>
+    </w:p>
+    <w:p>
+      <w:pPr>
+        <w:pStyle w:val="ListParagraph"/>
+        <w:numPr>
+          <w:ilvl w:val="0"/>
+          <w:numId w:val="2"/>
+        </w:numPr>
+        <w:spacing w:after="90" w:line="276"/>
+      </w:pPr>
+      <w:r>
+        <w:rPr>
+          <w:color w:val="14181C"/>
+          <w:sz w:val="21"/>
+          <w:szCs w:val="21"/>
+        </w:rPr>
+        <w:t xml:space="preserve">A pick is </w:t>
+      </w:r>
+      <w:r>
+        <w:rPr>
+          <w:b/>
+          <w:bCs/>
+          <w:color w:val="14181C"/>
+          <w:sz w:val="21"/>
+          <w:szCs w:val="21"/>
+        </w:rPr>
+        <w:t xml:space="preserve">final</w:t>
+      </w:r>
+      <w:r>
+        <w:rPr>
+          <w:color w:val="14181C"/>
+          <w:sz w:val="21"/>
+          <w:szCs w:val="21"/>
+        </w:rPr>
+        <w:t xml:space="preserve">. It can't be moved to someone else afterwards.</w:t>
+      </w:r>
+    </w:p>
+    <w:p>
+      <w:pPr>
+        <w:pStyle w:val="ListParagraph"/>
+        <w:numPr>
+          <w:ilvl w:val="0"/>
+          <w:numId w:val="2"/>
+        </w:numPr>
+        <w:spacing w:after="90" w:line="276"/>
+      </w:pPr>
+      <w:r>
+        <w:rPr>
+          <w:color w:val="14181C"/>
+          <w:sz w:val="21"/>
+          <w:szCs w:val="21"/>
+        </w:rPr>
+        <w:t xml:space="preserve">Spending one writes a line on that company's activity log with your name, the person you opened, and their job title.</w:t>
+      </w:r>
+    </w:p>
+    <w:p>
+      <w:pPr>
+        <w:pStyle w:val="ListParagraph"/>
+        <w:numPr>
+          <w:ilvl w:val="0"/>
+          <w:numId w:val="2"/>
+        </w:numPr>
+        <w:spacing w:after="90" w:line="276"/>
+      </w:pPr>
+      <w:r>
+        <w:rPr>
+          <w:color w:val="14181C"/>
+          <w:sz w:val="21"/>
+          <w:szCs w:val="21"/>
+        </w:rPr>
+        <w:t xml:space="preserve">Picks last as long as the claim does. Unspent ones vanish when it ends, so there's nothing to gain by saving them.</w:t>
+      </w:r>
+    </w:p>
+    <w:p>
+      <w:pPr>
+        <w:spacing w:after="100"/>
+      </w:pPr>
+    </w:p>
+    <w:tbl>
+      <w:tblPr>
+        <w:tblW w:type="dxa" w:w="9746"/>
+        <w:tblBorders>
+          <w:top w:val="none" w:color="auto" w:sz="0"/>
+          <w:left w:val="single" w:color="DB9A31" w:sz="18"/>
+          <w:bottom w:val="none" w:color="auto" w:sz="0"/>
+          <w:right w:val="none" w:color="auto" w:sz="0"/>
+          <w:insideH w:val="single" w:color="auto" w:sz="4"/>
+          <w:insideV w:val="single" w:color="auto" w:sz="4"/>
+        </w:tblBorders>
+      </w:tblPr>
+      <w:tblGrid>
+        <w:gridCol w:w="9746"/>
+      </w:tblGrid>
+      <w:tr>
+        <w:tc>
+          <w:tcPr>
+            <w:tcW w:type="dxa" w:w="9746"/>
+            <w:shd w:fill="FBF0DD" w:color="auto" w:val="clear"/>
+            <w:tcMar>
+              <w:top w:type="dxa" w:w="200"/>
+              <w:left w:type="dxa" w:w="240"/>
+              <w:bottom w:type="dxa" w:w="160"/>
+              <w:right w:type="dxa" w:w="240"/>
+            </w:tcMar>
+          </w:tcPr>
+          <w:p>
+            <w:pPr>
+              <w:spacing w:after="0" w:before="0" w:line="276"/>
+            </w:pPr>
+            <w:r>
+              <w:rPr>
+                <w:b/>
+                <w:bCs/>
+                <w:color w:val="14181C"/>
+                <w:sz w:val="21"/>
+                <w:szCs w:val="21"/>
+              </w:rPr>
+              <w:t xml:space="preserve">Spend them on the people you'll actually contact. </w:t>
+            </w:r>
+            <w:r>
+              <w:rPr>
+                <w:color w:val="14181C"/>
+                <w:sz w:val="21"/>
+                <w:szCs w:val="21"/>
+              </w:rPr>
+              <w:t xml:space="preserve">A founder costs 51 to unlock by hand and a junior costs 5 — so a pick spent on a junior is worth a tenth of one spent on a founder. Nobody will stop you, but it's on the record either way.</w:t>
             </w:r>
           </w:p>
         </w:tc>
@@ -3075,7 +3290,7 @@
           <w:sz w:val="21"/>
           <w:szCs w:val="21"/>
         </w:rPr>
-        <w:t xml:space="preserve">Claims Meesho from Fresh Leads — 15 credits gone, balance 35.</w:t>
+        <w:t xml:space="preserve">Claims Meesho from Fresh Leads — 15 credits gone, balance 35. Three free unlocks banked.</w:t>
       </w:r>
     </w:p>
     <w:p>
@@ -3093,7 +3308,7 @@
           <w:sz w:val="21"/>
           <w:szCs w:val="21"/>
         </w:rPr>
-        <w:t xml:space="preserve">Three senior contacts open up free. She'd have paid 51 + 51 + 12 for those.</w:t>
+        <w:t xml:space="preserve">Reads the news on them, then spends her picks on the CMO, the Head of Brand and a marketing manager. By hand that would have been 51 + 51 + 12.</w:t>
       </w:r>
     </w:p>
     <w:p>
@@ -3335,7 +3550,7 @@
           <w:sz w:val="30"/>
           <w:szCs w:val="30"/>
         </w:rPr>
-        <w:t xml:space="preserve">Five things worth remembering</w:t>
+        <w:t xml:space="preserve">Six things worth remembering</w:t>
       </w:r>
     </w:p>
     <w:p>
@@ -3391,7 +3606,7 @@
           <w:sz w:val="21"/>
           <w:szCs w:val="21"/>
         </w:rPr>
-        <w:t xml:space="preserve"> 51 credits, or free with a 15-credit company claim. Claim the company.</w:t>
+        <w:t xml:space="preserve"> 51 credits, or one of your three free picks on a 15-credit claim. Claim the company first.</w:t>
       </w:r>
     </w:p>
     <w:p>
@@ -3439,15 +3654,15 @@
           <w:sz w:val="21"/>
           <w:szCs w:val="21"/>
         </w:rPr>
-        <w:t xml:space="preserve">Log your replies.</w:t>
-      </w:r>
-      <w:r>
-        <w:rPr>
-          <w:color w:val="14181C"/>
-          <w:sz w:val="21"/>
-          <w:szCs w:val="21"/>
-        </w:rPr>
-        <w:t xml:space="preserve"> The refund ladder can only count what's in the portal. An unlogged reply is worth nothing to you.</w:t>
+        <w:t xml:space="preserve">Look before you spend a pick.</w:t>
+      </w:r>
+      <w:r>
+        <w:rPr>
+          <w:color w:val="14181C"/>
+          <w:sz w:val="21"/>
+          <w:szCs w:val="21"/>
+        </w:rPr>
+        <w:t xml:space="preserve"> Read the news on the company first. A pick placed on the wrong person can't be moved.</w:t>
       </w:r>
     </w:p>
     <w:p>
@@ -3467,6 +3682,34 @@
           <w:sz w:val="21"/>
           <w:szCs w:val="21"/>
         </w:rPr>
+        <w:t xml:space="preserve">Log your replies.</w:t>
+      </w:r>
+      <w:r>
+        <w:rPr>
+          <w:color w:val="14181C"/>
+          <w:sz w:val="21"/>
+          <w:szCs w:val="21"/>
+        </w:rPr>
+        <w:t xml:space="preserve"> The refund ladder can only count what's in the portal. An unlogged reply is worth nothing to you.</w:t>
+      </w:r>
+    </w:p>
+    <w:p>
+      <w:pPr>
+        <w:pStyle w:val="ListParagraph"/>
+        <w:numPr>
+          <w:ilvl w:val="0"/>
+          <w:numId w:val="4"/>
+        </w:numPr>
+        <w:spacing w:after="90" w:line="276"/>
+      </w:pPr>
+      <w:r>
+        <w:rPr>
+          <w:b/>
+          <w:bCs/>
+          <w:color w:val="14181C"/>
+          <w:sz w:val="21"/>
+          <w:szCs w:val="21"/>
+        </w:rPr>
         <w:t xml:space="preserve">Release rather than sit.</w:t>
       </w:r>
       <w:r>
@@ -3581,6 +3824,64 @@
           <w:szCs w:val="21"/>
         </w:rPr>
         <w:t xml:space="preserve">Release it. You'll be settled as though it ended there — nothing back if you hadn't started, but no penalty either, as long as you'd logged something.</w:t>
+      </w:r>
+    </w:p>
+    <w:p>
+      <w:pPr>
+        <w:keepNext/>
+        <w:spacing w:after="50" w:before="180"/>
+      </w:pPr>
+      <w:r>
+        <w:rPr>
+          <w:b/>
+          <w:bCs/>
+          <w:color w:val="14181C"/>
+          <w:sz w:val="21"/>
+          <w:szCs w:val="21"/>
+        </w:rPr>
+        <w:t xml:space="preserve">I spent a free unlock on the wrong person. Can I move it?</w:t>
+      </w:r>
+    </w:p>
+    <w:p>
+      <w:pPr>
+        <w:spacing w:after="60" w:line="276"/>
+      </w:pPr>
+      <w:r>
+        <w:rPr>
+          <w:color w:val="5B6570"/>
+          <w:sz w:val="21"/>
+          <w:szCs w:val="21"/>
+        </w:rPr>
+        <w:t xml:space="preserve">No. A pick is final — that's deliberate, and it's why you're asked to confirm by name before it's spent. You can still pay the normal price for whoever you meant.</w:t>
+      </w:r>
+    </w:p>
+    <w:p>
+      <w:pPr>
+        <w:keepNext/>
+        <w:spacing w:after="50" w:before="180"/>
+      </w:pPr>
+      <w:r>
+        <w:rPr>
+          <w:b/>
+          <w:bCs/>
+          <w:color w:val="14181C"/>
+          <w:sz w:val="21"/>
+          <w:szCs w:val="21"/>
+        </w:rPr>
+        <w:t xml:space="preserve">What happens to picks I don't use?</w:t>
+      </w:r>
+    </w:p>
+    <w:p>
+      <w:pPr>
+        <w:spacing w:after="60" w:line="276"/>
+      </w:pPr>
+      <w:r>
+        <w:rPr>
+          <w:color w:val="5B6570"/>
+          <w:sz w:val="21"/>
+          <w:szCs w:val="21"/>
+        </w:rPr>
+        <w:t xml:space="preserve">They end with the claim. There's no carrying them over to another company, so there's nothing to gain by saving them.</w:t>
       </w:r>
     </w:p>
     <w:p>
@@ -4548,7 +4849,7 @@
                 <w:sz w:val="20"/>
                 <w:szCs w:val="20"/>
               </w:rPr>
-              <w:t xml:space="preserve">Contacts unlocked free with a claim</w:t>
+              <w:t xml:space="preserve">Free contact unlocks per claim</w:t>
             </w:r>
           </w:p>
         </w:tc>
@@ -4583,6 +4884,72 @@
                 <w:szCs w:val="19"/>
               </w:rPr>
               <w:t xml:space="preserve">3</w:t>
+            </w:r>
+          </w:p>
+        </w:tc>
+      </w:tr>
+      <w:tr>
+        <w:tc>
+          <w:tcPr>
+            <w:tcW w:type="dxa" w:w="6746"/>
+            <w:tcBorders>
+              <w:top w:val="none" w:color="auto" w:sz="0"/>
+              <w:left w:val="none" w:color="auto" w:sz="0"/>
+              <w:bottom w:val="single" w:color="E1E5DE" w:sz="4"/>
+              <w:right w:val="none" w:color="auto" w:sz="0"/>
+            </w:tcBorders>
+            <w:tcMar>
+              <w:top w:type="dxa" w:w="70"/>
+              <w:left w:type="dxa" w:w="160"/>
+              <w:bottom w:type="dxa" w:w="70"/>
+              <w:right w:type="dxa" w:w="160"/>
+            </w:tcMar>
+          </w:tcPr>
+          <w:p>
+            <w:pPr>
+              <w:spacing w:after="0"/>
+              <w:jc w:val="left"/>
+            </w:pPr>
+            <w:r>
+              <w:rPr>
+                <w:color w:val="14181C"/>
+                <w:sz w:val="20"/>
+                <w:szCs w:val="20"/>
+              </w:rPr>
+              <w:t xml:space="preserve">Who decides where they go</w:t>
+            </w:r>
+          </w:p>
+        </w:tc>
+        <w:tc>
+          <w:tcPr>
+            <w:tcW w:type="dxa" w:w="3000"/>
+            <w:tcBorders>
+              <w:top w:val="none" w:color="auto" w:sz="0"/>
+              <w:left w:val="none" w:color="auto" w:sz="0"/>
+              <w:bottom w:val="single" w:color="E1E5DE" w:sz="4"/>
+              <w:right w:val="none" w:color="auto" w:sz="0"/>
+            </w:tcBorders>
+            <w:tcMar>
+              <w:top w:type="dxa" w:w="70"/>
+              <w:left w:type="dxa" w:w="160"/>
+              <w:bottom w:type="dxa" w:w="70"/>
+              <w:right w:type="dxa" w:w="160"/>
+            </w:tcMar>
+          </w:tcPr>
+          <w:p>
+            <w:pPr>
+              <w:spacing w:after="0"/>
+              <w:jc w:val="right"/>
+            </w:pPr>
+            <w:r>
+              <w:rPr>
+                <w:b/>
+                <w:bCs/>
+                <w:color w:val="14181C"/>
+                <w:sz w:val="20"/>
+                <w:szCs w:val="20"/>
+              </w:rPr>
+              <w:t xml:space="preserve">whoever holds the claim</w:t>
             </w:r>
           </w:p>
         </w:tc>
